--- a/downloads/documents/03 Course Design/06 Teaching Rollout Week by Week.docx
+++ b/downloads/documents/03 Course Design/06 Teaching Rollout Week by Week.docx
@@ -2840,7 +2840,7 @@
               <w:jc w:val="left"/>
             </w:pPr>
             <w:r>
-              <w:t xml:space="preserve">Preservation show-and-tell items (a jar, a can, a frozen bag)</w:t>
+              <w:t xml:space="preserve">Kitchen scale for the waste audit if the room has none (about $12 to $15, one time); potting mix, seeds, and cups for the planting day (about $11); potatoes or eggs for the methods demonstration (about $1.50); over-packaged items collected empty, no cost</w:t>
             </w:r>
           </w:p>
         </w:tc>

--- a/downloads/documents/03 Course Design/06 Teaching Rollout Week by Week.docx
+++ b/downloads/documents/03 Course Design/06 Teaching Rollout Week by Week.docx
@@ -1114,7 +1114,7 @@
               <w:jc w:val="left"/>
             </w:pPr>
             <w:r>
-              <w:t xml:space="preserve">2.12 compound growth, 2.13 Skittles Market Game and quiz, 2.14 ClassroomStreet launch</w:t>
+              <w:t xml:space="preserve">2.12 compound growth, 2.13 Skittles Market Game and quiz, 2.14 the Gilded Age Market opens</w:t>
             </w:r>
           </w:p>
         </w:tc>
@@ -1136,7 +1136,7 @@
               <w:jc w:val="left"/>
             </w:pPr>
             <w:r>
-              <w:t xml:space="preserve">Buy Skittles and count them into cups; print login cards by merchant number; set the market to manual advance; TEST the sim from a student device</w:t>
+              <w:t xml:space="preserve">Buy Skittles and count them into cups; print the Gilded Age Market kit (pages 1, 2, 3 and 5 for me; page 4, the company cards, one set per pair, cut apart) and a paper ledger per student; assign investor numbers, no names; write the Round 0 prices on the board before day 53</w:t>
             </w:r>
           </w:p>
         </w:tc>
@@ -1216,18 +1216,18 @@
               <w:jc w:val="left"/>
             </w:pPr>
             <w:r>
-              <w:t xml:space="preserve">(trading windows and journal entries as daily work)</w:t>
-            </w:r>
-          </w:p>
-        </w:tc>
-        <w:tc>
-          <w:p>
-            <w:pPr>
-              <w:pStyle w:val="Compact"/>
-              <w:jc w:val="left"/>
-            </w:pPr>
-            <w:r>
-              <w:t xml:space="preserve">Queue the news dispatches; the crisis fires at window 25: know the day; print the sell-hold-buy grids</w:t>
+              <w:t xml:space="preserve">(rounds on the ledger and journal entries as daily work)</w:t>
+            </w:r>
+          </w:p>
+        </w:tc>
+        <w:tc>
+          <w:p>
+            <w:pPr>
+              <w:pStyle w:val="Compact"/>
+              <w:jc w:val="left"/>
+            </w:pPr>
+            <w:r>
+              <w:t xml:space="preserve">Post one round a day from the kit’s price table (Rounds 4 to 8) and read its dispatch; the crash lands at Round 7 on day 59: know the day; print the sell-hold-buy grids</w:t>
             </w:r>
           </w:p>
         </w:tc>
@@ -1309,7 +1309,7 @@
               <w:jc w:val="left"/>
             </w:pPr>
             <w:r>
-              <w:t xml:space="preserve">Freeze the market at window 40; print report templates and the test; book the counselor visit if it lands here</w:t>
+              <w:t xml:space="preserve">Freeze the market at Round 8 and post the 1936 closing prices on day 61; print report templates and the test; book the counselor visit if it lands here</w:t>
             </w:r>
           </w:p>
         </w:tc>
@@ -3440,7 +3440,7 @@
     <w:sectPr>
       <w:headerReference w:type="default" r:id="rId9"/>
       <w:pgSz w:w="12240" w:h="15840"/>
-      <w:pgMar w:top="1440" w:bottom="1440" w:left="1440" w:right="1440" w:header="504"/>
+      <w:pgMar w:top="1296" w:bottom="1296" w:left="1296" w:right="1296" w:header="504"/>
     </w:sectPr>
   </w:body>
 </w:document>
